--- a/Programme_Aleksander_LUKACHI.docx
+++ b/Programme_Aleksander_LUKACHI.docx
@@ -96,7 +96,7 @@
     </w:p>
     <w:p>
       <w:r>
-        <w:t>Samedi : Physique sur terrain 10h – 11h et League Cup 15h – 16h30</w:t>
+        <w:t>Samedi : Physique sur terrain 10h – 11h (avec Guillaume) et League Cup 15h – 16h30</w:t>
       </w:r>
     </w:p>
     <w:p>
